--- a/cover_letters/bnp-paribas_structureur-produits-dérivés-cross-asset_testcl12_EN.docx
+++ b/cover_letters/bnp-paribas_structureur-produits-dérivés-cross-asset_testcl12_EN.docx
@@ -65,7 +65,7 @@
     <w:p>
       <w:pPr>
         <w:spacing w:after="40"/>
-        <w:ind w:left="5102"/>
+        <w:jc w:val="right"/>
       </w:pPr>
       <w:r>
         <w:rPr>
@@ -77,7 +77,7 @@
     <w:p>
       <w:pPr>
         <w:spacing w:after="40"/>
-        <w:ind w:left="5102"/>
+        <w:jc w:val="right"/>
       </w:pPr>
       <w:r>
         <w:rPr>
@@ -89,7 +89,7 @@
     <w:p>
       <w:pPr>
         <w:spacing w:after="40"/>
-        <w:ind w:left="5102"/>
+        <w:jc w:val="right"/>
       </w:pPr>
       <w:r>
         <w:rPr>
@@ -101,7 +101,7 @@
     <w:p>
       <w:pPr>
         <w:spacing w:after="40"/>
-        <w:ind w:left="5102"/>
+        <w:jc w:val="right"/>
       </w:pPr>
       <w:r>
         <w:rPr>
@@ -150,7 +150,7 @@
         <w:jc w:val="both"/>
       </w:pPr>
       <w:r>
-        <w:t>Curiosity and motivation have always guided my professional path, and I am particularly drawn to the Structureur Produits Dérivés Cross-Asset position at BNP Paribas in Geneva. The role of designing structured equity and multi-asset products for a clientele of private banks and family offices perfectly matches my skills and current experience as a Cross Asset Structurer at Altitude Investment Solutions.</w:t>
+        <w:t>My professional path has always been guided by curiosity and motivation, and I was particularly interested in the Structureur Produits Dérivés Cross-Asset position within the Global Markets team at BNP Paribas in Geneva. The fact that this role involves designing structured equity and multi-asset products for a clientele of private banks and family offices perfectly matches my skills and experience in cross-asset structuring.</w:t>
       </w:r>
     </w:p>
     <w:p>
@@ -160,7 +160,7 @@
         <w:jc w:val="both"/>
       </w:pPr>
       <w:r>
-        <w:t>As a Cross Asset Structurer at Altitude, I have developed in-depth expertise in structuring investment products such as Autocall, Phoenix, and CLN. I also have significant experience using Python tools to automate brochures and termsheets, as well as working daily with Sales and Trading teams. These skills are directly applicable to the position offered at BNP Paribas.</w:t>
+        <w:t>As a Cross Asset Structurer at Altitude Investment Solutions, I have developed expertise in designing customized payoffs such as Autocallable, Callable, At-Risk Participation, Reverse Convertible, and Credit Linked Note. I also have in-depth experience in pricing and RFQ multi-issuers, as well as in execution and lifecycle management of these products. These skills are directly applicable to the role you are offering.</w:t>
       </w:r>
     </w:p>
     <w:p>
@@ -170,7 +170,7 @@
         <w:jc w:val="both"/>
       </w:pPr>
       <w:r>
-        <w:t>My academic background, with an MSc in Finance from SKEMA Business School and an engineering degree in Applied Mathematics and Modeling from Polytech Nice Sophia, has provided me with a solid quantitative foundation and rigor in problem analysis. These skills are essential for designing complex structured products and for interacting effectively with clients and internal teams.</w:t>
+        <w:t>My MSc Financial Markets &amp; Investments from SKEMA Business School, ranked 2nd in the world by the Financial Times, provided me with a solid foundation in finance, particularly in derivatives and financial analysis. My experience at Credit Suisse Wealth Management as an Investment Advisor also allowed me to develop a deep understanding of the needs of UHNW clients and personalized portfolio allocations. My degree in Civil Engineering from Polytech Clermont-Ferrand has instilled in me a rigorous approach and problem-solving skills.</w:t>
       </w:r>
     </w:p>
     <w:p>
@@ -180,7 +180,7 @@
         <w:jc w:val="both"/>
       </w:pPr>
       <w:r>
-        <w:t>I am particularly attracted to this position at BNP Paribas because of the opportunity to work on structured equity and multi-asset products for a clientele of private banks and family offices. I am convinced that my skills and current experience enable me to bring significant added value to the Global Markets team at BNP Paribas in Geneva. I look forward to discussing this position and how I can contribute to the team's success.</w:t>
+        <w:t>What attracts me to this position is the opportunity to work within a dynamic team and design innovative products for a demanding clientele. I am convinced that my skills in cross-asset structuring, as well as my experience in automating processes with Python, will be an asset to your team. I look forward to discussing how I can contribute to the success of BNP Paribas.</w:t>
       </w:r>
     </w:p>
     <w:p>

--- a/cover_letters/bnp-paribas_structureur-produits-dérivés-cross-asset_testcl12_EN.docx
+++ b/cover_letters/bnp-paribas_structureur-produits-dérivés-cross-asset_testcl12_EN.docx
@@ -150,7 +150,7 @@
         <w:jc w:val="both"/>
       </w:pPr>
       <w:r>
-        <w:t>My professional path has always been guided by curiosity and motivation, and I was particularly interested in the Structureur Produits Dérivés Cross-Asset position within the Global Markets team at BNP Paribas in Geneva. The fact that this role involves designing structured equity and multi-asset products for a clientele of private banks and family offices perfectly matches my skills and experience in cross-asset structuring.</w:t>
+        <w:t>Curiosity and motivation have always driven my professional path, and I am particularly drawn to the role of Structureur Produits Dérivés Cross-Asset within BNP Paribas' Global Markets team in Geneva. The design of structured equity and multi-asset products for a clientele of private banks and family offices perfectly matches my skills and experience in cross-asset structuring.</w:t>
       </w:r>
     </w:p>
     <w:p>
@@ -160,7 +160,7 @@
         <w:jc w:val="both"/>
       </w:pPr>
       <w:r>
-        <w:t>As a Cross Asset Structurer at Altitude Investment Solutions, I have developed expertise in designing customized payoffs such as Autocallable, Callable, At-Risk Participation, Reverse Convertible, and Credit Linked Note. I also have in-depth experience in pricing and RFQ multi-issuers, as well as in execution and lifecycle management of these products. These skills are directly applicable to the role you are offering.</w:t>
+        <w:t>As a Cross Asset Structureur at Altitude Investment Solutions, I have developed expertise in designing customized payoffs such as Autocallable, Callable, and Credit Linked Note. I also have significant experience in pricing and managing multi-issuer RFQs, as well as in using Python to automate processes. These skills are directly applicable to the role you are offering.</w:t>
       </w:r>
     </w:p>
     <w:p>
@@ -170,7 +170,7 @@
         <w:jc w:val="both"/>
       </w:pPr>
       <w:r>
-        <w:t>My MSc Financial Markets &amp; Investments from SKEMA Business School, ranked 2nd in the world by the Financial Times, provided me with a solid foundation in finance, particularly in derivatives and financial analysis. My experience at Credit Suisse Wealth Management as an Investment Advisor also allowed me to develop a deep understanding of the needs of UHNW clients and personalized portfolio allocations. My degree in Civil Engineering from Polytech Clermont-Ferrand has instilled in me a rigorous approach and problem-solving skills.</w:t>
+        <w:t>My academic background, with an MSc Financial Markets &amp; Investments from SKEMA Business School and an engineering degree from Polytech Clermont-Ferrand, has provided me with a solid foundation in finance and problem-solving. My experience at Credit Suisse Wealth Management has also given me an in-depth understanding of the needs of UHNW clients and personalized portfolio allocations.</w:t>
       </w:r>
     </w:p>
     <w:p>
@@ -180,7 +180,7 @@
         <w:jc w:val="both"/>
       </w:pPr>
       <w:r>
-        <w:t>What attracts me to this position is the opportunity to work within a dynamic team and design innovative products for a demanding clientele. I am convinced that my skills in cross-asset structuring, as well as my experience in automating processes with Python, will be an asset to your team. I look forward to discussing how I can contribute to the success of BNP Paribas.</w:t>
+        <w:t>I am convinced that my expertise in cross-asset structuring, combined with my experience in process automation and my understanding of client needs, will enable me to design innovative and high-quality structured products for BNP Paribas' clients. I look forward to discussing how I can contribute to the Global Markets team.</w:t>
       </w:r>
     </w:p>
     <w:p>
